--- a/BoneSparrow-CAT-folio-sentences.docx
+++ b/BoneSparrow-CAT-folio-sentences.docx
@@ -290,7 +290,7 @@
                 <w:sz w:val="22"/>
                 <w:szCs w:val="22"/>
               </w:rPr>
-              <w:t xml:space="preserve">Test conditions. On your table: a copy of the text, a dictionary, your quote-hunt sheet, one page of your own notes. No pre-written paragraphs or essays. No devices.</w:t>
+              <w:t xml:space="preserve">Test conditions. On your table: a copy of the text, a dictionary, one page of your own notes. No pre-written paragraphs or essays. No devices.</w:t>
             </w:r>
           </w:p>
         </w:tc>
@@ -345,7 +345,7 @@
                 <w:sz w:val="22"/>
                 <w:szCs w:val="22"/>
               </w:rPr>
-              <w:t xml:space="preserve">40 minutes writing time + 10 minutes planning, each sitting</w:t>
+              <w:t xml:space="preserve">40 minutes, each sitting</w:t>
             </w:r>
           </w:p>
         </w:tc>
@@ -1784,7 +1784,7 @@
                 <w:sz w:val="23"/>
                 <w:szCs w:val="23"/>
               </w:rPr>
-              <w:t xml:space="preserve">In Jimmie’s story, Mirka gives Oto the necklace so that the sparrow will “recognise Anka’s soul” (ch. 17), which shows that an object can carry a person’s story after they are gone.</w:t>
+              <w:t xml:space="preserve">In Jimmie’s story, Mirka gives Oto the necklace so that the sparrow will “recognise Anka’s soul” (ch. 17), which shows that an object can carry a person’s story after they are gone, so the reader sees why Jimmie holds on to it.</w:t>
             </w:r>
           </w:p>
         </w:tc>
@@ -1855,7 +1855,7 @@
                 <w:sz w:val="23"/>
                 <w:szCs w:val="23"/>
               </w:rPr>
-              <w:t xml:space="preserve">Subhi’s coin works the same way: Queeny tells him that “all [his] treasures … were Ba’s” (ch. 34), which shows that the things Subhi keeps are his only link to a father he has never met.</w:t>
+              <w:t xml:space="preserve">Subhi’s coin works the same way: Queeny tells him that “all [his] treasures … were Ba’s” (ch. 34), which shows that the things Subhi keeps are his only link to a father he has never met, which makes the reader feel how much a small thing can hold.</w:t>
             </w:r>
           </w:p>
         </w:tc>
@@ -1967,32 +1967,7 @@
           <w:sz w:val="18"/>
           <w:szCs w:val="18"/>
         </w:rPr>
-        <w:t xml:space="preserve">Paragraph 1 is objects. Paragraph 2 is the idea you wrote second in your introduction.</w:t>
-      </w:r>
-    </w:p>
-    <w:p>
-      <w:pPr>
-        <w:spacing w:after="80"/>
-      </w:pPr>
-      <w:r>
-        <w:rPr>
-          <w:rFonts w:ascii="Aptos Narrow" w:cs="Aptos Narrow" w:eastAsia="Aptos Narrow" w:hAnsi="Aptos Narrow"/>
-          <w:b/>
-          <w:bCs/>
-          <w:color w:val="000000"/>
-          <w:sz w:val="22"/>
-          <w:szCs w:val="22"/>
-        </w:rPr>
-        <w:t xml:space="preserve">I will write about:  </w:t>
-      </w:r>
-      <w:r>
-        <w:rPr>
-          <w:rFonts w:ascii="Aptos Narrow" w:cs="Aptos Narrow" w:eastAsia="Aptos Narrow" w:hAnsi="Aptos Narrow"/>
-          <w:color w:val="000000"/>
-          <w:sz w:val="22"/>
-          <w:szCs w:val="22"/>
-        </w:rPr>
-        <w:t xml:space="preserve">☐ the family around Subhi     ☐ Jimmie’s family and what her mother left her</w:t>
+        <w:t xml:space="preserve">Paragraph 1 is objects. Paragraph 2 is family, the idea you wrote second in your introduction.</w:t>
       </w:r>
     </w:p>
     <w:tbl>
@@ -5730,7 +5705,7 @@
                 <w:sz w:val="23"/>
                 <w:szCs w:val="23"/>
               </w:rPr>
-              <w:t xml:space="preserve">Subhi admits that “none of us knows what it is like just on the other side of the fences” (ch. 14), which shows that the fence keeps out information as well as people.</w:t>
+              <w:t xml:space="preserve">Subhi admits that “none of us knows what it is like just on the other side of the fences” (ch. 14), which shows that the fence keeps out information as well as people, which makes the reader feel how small Subhi’s world is.</w:t>
             </w:r>
           </w:p>
         </w:tc>
@@ -5801,7 +5776,7 @@
                 <w:sz w:val="23"/>
                 <w:szCs w:val="23"/>
               </w:rPr>
-              <w:t xml:space="preserve">Jimmie is the one who brings the outside in: “But Jimmie does” (ch. 14) is all Subhi needs to say, which shows that a friend from the other side is his only window on the world.</w:t>
+              <w:t xml:space="preserve">Jimmie is the one who brings the outside in: “But Jimmie does” (ch. 14) is all Subhi needs to say, which shows that a friend from the other side is his only window on the world, which makes the reader see how much rests on one friendship.</w:t>
             </w:r>
           </w:p>
         </w:tc>
@@ -5913,24 +5888,13 @@
           <w:sz w:val="18"/>
           <w:szCs w:val="18"/>
         </w:rPr>
-        <w:t xml:space="preserve">Paragraph 1 is the fence. Paragraph 2 is the idea you wrote second in your introduction.</w:t>
+        <w:t xml:space="preserve">Paragraph 1 is the fence. Paragraph 2 is the idea you wrote second in your introduction:</w:t>
       </w:r>
     </w:p>
     <w:p>
       <w:pPr>
         <w:spacing w:after="80"/>
       </w:pPr>
-      <w:r>
-        <w:rPr>
-          <w:rFonts w:ascii="Aptos Narrow" w:cs="Aptos Narrow" w:eastAsia="Aptos Narrow" w:hAnsi="Aptos Narrow"/>
-          <w:b/>
-          <w:bCs/>
-          <w:color w:val="000000"/>
-          <w:sz w:val="22"/>
-          <w:szCs w:val="22"/>
-        </w:rPr>
-        <w:t xml:space="preserve">I will write about:  </w:t>
-      </w:r>
       <w:r>
         <w:rPr>
           <w:rFonts w:ascii="Aptos Narrow" w:cs="Aptos Narrow" w:eastAsia="Aptos Narrow" w:hAnsi="Aptos Narrow"/>
@@ -9612,7 +9576,7 @@
                 <w:sz w:val="23"/>
                 <w:szCs w:val="23"/>
               </w:rPr>
-              <w:t xml:space="preserve">Maá’s “Listen Now” stories are the thing Subhi remembers as “perfect. Each one” (ch. 5), which shows that a story can hold a family together in a place that gives them nothing.</w:t>
+              <w:t xml:space="preserve">Maá’s “Listen Now” stories are the thing Subhi remembers as “perfect. Each one” (ch. 5), which shows that a story can hold a family together in a place that gives them nothing, which makes the reader feel what the stories are worth.</w:t>
             </w:r>
           </w:p>
         </w:tc>
@@ -9683,7 +9647,7 @@
                 <w:sz w:val="23"/>
                 <w:szCs w:val="23"/>
               </w:rPr>
-              <w:t xml:space="preserve">When Jimmie brings her mother’s book, Subhi feels “a sort of brave that I haven’t felt since Eli got taken” (ch. 10) before he has read a word, which shows that a story changes how a person feels just by being there.</w:t>
+              <w:t xml:space="preserve">When Jimmie brings her mother’s book, Subhi feels “a sort of brave that I haven’t felt since Eli got taken” (ch. 10) before he has read a word, which shows that a story changes how a person feels just by being there, which makes the reader see the book as a kind of company.</w:t>
             </w:r>
           </w:p>
         </w:tc>
@@ -9795,24 +9759,13 @@
           <w:sz w:val="18"/>
           <w:szCs w:val="18"/>
         </w:rPr>
-        <w:t xml:space="preserve">Paragraph 1 is Maá’s stories and Jimmie’s book. Paragraph 2 is the idea you wrote second in your introduction.</w:t>
+        <w:t xml:space="preserve">Paragraph 1 is Maá’s stories and Jimmie’s book. Paragraph 2 is the idea you wrote second in your introduction:</w:t>
       </w:r>
     </w:p>
     <w:p>
       <w:pPr>
         <w:spacing w:after="80"/>
       </w:pPr>
-      <w:r>
-        <w:rPr>
-          <w:rFonts w:ascii="Aptos Narrow" w:cs="Aptos Narrow" w:eastAsia="Aptos Narrow" w:hAnsi="Aptos Narrow"/>
-          <w:b/>
-          <w:bCs/>
-          <w:color w:val="000000"/>
-          <w:sz w:val="22"/>
-          <w:szCs w:val="22"/>
-        </w:rPr>
-        <w:t xml:space="preserve">I will write about:  </w:t>
-      </w:r>
       <w:r>
         <w:rPr>
           <w:rFonts w:ascii="Aptos Narrow" w:cs="Aptos Narrow" w:eastAsia="Aptos Narrow" w:hAnsi="Aptos Narrow"/>
@@ -13201,7 +13154,7 @@
                 <w:sz w:val="17"/>
                 <w:szCs w:val="17"/>
               </w:rPr>
-              <w:t xml:space="preserve">I can identify parts of the story that relate to key ideas (imprisonment, loneliness, stories, etc)</w:t>
+              <w:t xml:space="preserve">I can identify parts of the story that relate to key ideas (imprisonment, loneliness, stories)</w:t>
             </w:r>
           </w:p>
         </w:tc>
